--- a/backend/plantillas/Certificado de Residencia.docx
+++ b/backend/plantillas/Certificado de Residencia.docx
@@ -534,7 +534,7 @@
           <w:bCs/>
           <w:lang w:val="es-CO"/>
         </w:rPr>
-        <w:t xml:space="preserve">tipodeidentificacion}N° {numerodocumento} </w:t>
+        <w:t xml:space="preserve">tipodeidentificacion} N° {numerodocumento}</w:t>
       </w:r>
       <w:r>
         <w:rPr>
